--- a/CV/DinhXuanHoangAnh_SoftwareEngineer.docx
+++ b/CV/DinhXuanHoangAnh_SoftwareEngineer.docx
@@ -105,7 +105,7 @@
               </wp:anchor>
             </w:drawing>
           </mc:Choice>
-          <mc:Fallback xmlns:cx1="http://schemas.microsoft.com/office/drawing/2015/9/8/chartex" xmlns:cx2="http://schemas.microsoft.com/office/drawing/2015/10/21/chartex" xmlns:cx3="http://schemas.microsoft.com/office/drawing/2016/5/9/chartex" xmlns:cx4="http://schemas.microsoft.com/office/drawing/2016/5/10/chartex" xmlns:cx5="http://schemas.microsoft.com/office/drawing/2016/5/11/chartex" xmlns:cx6="http://schemas.microsoft.com/office/drawing/2016/5/12/chartex" xmlns:cx7="http://schemas.microsoft.com/office/drawing/2016/5/13/chartex" xmlns:cx8="http://schemas.microsoft.com/office/drawing/2016/5/14/chartex" xmlns:aink="http://schemas.microsoft.com/office/drawing/2016/ink" xmlns:am3d="http://schemas.microsoft.com/office/drawing/2017/model3d" xmlns:oel="http://schemas.microsoft.com/office/2019/extlst" xmlns:w16cex="http://schemas.microsoft.com/office/word/2018/wordml/cex" xmlns:w16cid="http://schemas.microsoft.com/office/word/2016/wordml/cid" xmlns:w16="http://schemas.microsoft.com/office/word/2018/wordml" xmlns:w16du="http://schemas.microsoft.com/office/word/2023/wordml/word16du" xmlns:w16sdtdh="http://schemas.microsoft.com/office/word/2020/wordml/sdtdatahash" xmlns:w16sdtfl="http://schemas.microsoft.com/office/word/2024/wordml/sdtformatlock" xmlns:wp14="http://schemas.microsoft.com/office/word/2010/wordml" xmlns:a="http://schemas.openxmlformats.org/drawingml/2006/main">
+          <mc:Fallback xmlns:a="http://schemas.openxmlformats.org/drawingml/2006/main" xmlns:wp14="http://schemas.microsoft.com/office/word/2010/wordml" xmlns:w16sdtfl="http://schemas.microsoft.com/office/word/2024/wordml/sdtformatlock" xmlns:w16sdtdh="http://schemas.microsoft.com/office/word/2020/wordml/sdtdatahash" xmlns:w16du="http://schemas.microsoft.com/office/word/2023/wordml/word16du" xmlns:w16="http://schemas.microsoft.com/office/word/2018/wordml" xmlns:w16cid="http://schemas.microsoft.com/office/word/2016/wordml/cid" xmlns:w16cex="http://schemas.microsoft.com/office/word/2018/wordml/cex" xmlns:oel="http://schemas.microsoft.com/office/2019/extlst" xmlns:am3d="http://schemas.microsoft.com/office/drawing/2017/model3d" xmlns:aink="http://schemas.microsoft.com/office/drawing/2016/ink" xmlns:cx8="http://schemas.microsoft.com/office/drawing/2016/5/14/chartex" xmlns:cx7="http://schemas.microsoft.com/office/drawing/2016/5/13/chartex" xmlns:cx6="http://schemas.microsoft.com/office/drawing/2016/5/12/chartex" xmlns:cx5="http://schemas.microsoft.com/office/drawing/2016/5/11/chartex" xmlns:cx4="http://schemas.microsoft.com/office/drawing/2016/5/10/chartex" xmlns:cx3="http://schemas.microsoft.com/office/drawing/2016/5/9/chartex" xmlns:cx2="http://schemas.microsoft.com/office/drawing/2015/10/21/chartex" xmlns:cx1="http://schemas.microsoft.com/office/drawing/2015/9/8/chartex">
             <w:pict w14:anchorId="525FC767">
               <v:line xmlns:wp14="http://schemas.microsoft.com/office/word/2010/wordprocessingDrawing" id="shape_0" style="position:absolute" stroked="t" from="-0.7pt,4.25pt" to="573.75pt,4.25pt" ID="Straight Connector 1" wp14:anchorId="048DEA7E">
                 <v:stroke weight="15840" color="#5b9bd5" joinstyle="round" endcap="round"/>
@@ -203,8 +203,6 @@
               </w:rPr>
               <w:t>DINH XUAN HOANG ANH</w:t>
             </w:r>
-            <w:bookmarkStart w:id="0" w:name="_GoBack"/>
-            <w:bookmarkEnd w:id="0"/>
           </w:p>
           <w:p>
             <w:pPr>
@@ -3688,6 +3686,94 @@
               </w:numPr>
               <w:spacing w:line="276" w:lineRule="auto"/>
               <w:rPr>
+                <w:rFonts w:ascii="Times New Roman" w:eastAsia="Times New Roman" w:hAnsi="Times New Roman" w:cs="Times New Roman"/>
+                <w:color w:val="000000" w:themeColor="text1"/>
+              </w:rPr>
+            </w:pPr>
+            <w:proofErr w:type="spellStart"/>
+            <w:r>
+              <w:rPr>
+                <w:rFonts w:ascii="Times New Roman" w:eastAsia="Times New Roman" w:hAnsi="Times New Roman" w:cs="Times New Roman"/>
+                <w:color w:val="000000" w:themeColor="text1"/>
+              </w:rPr>
+              <w:t>Codediff</w:t>
+            </w:r>
+            <w:proofErr w:type="spellEnd"/>
+            <w:r>
+              <w:rPr>
+                <w:rFonts w:ascii="Times New Roman" w:eastAsia="Times New Roman" w:hAnsi="Times New Roman" w:cs="Times New Roman"/>
+                <w:color w:val="000000" w:themeColor="text1"/>
+              </w:rPr>
+              <w:t xml:space="preserve"> </w:t>
+            </w:r>
+            <w:proofErr w:type="gramStart"/>
+            <w:r>
+              <w:rPr>
+                <w:rFonts w:ascii="Times New Roman" w:eastAsia="Times New Roman" w:hAnsi="Times New Roman" w:cs="Times New Roman"/>
+                <w:color w:val="000000" w:themeColor="text1"/>
+              </w:rPr>
+              <w:t>project :</w:t>
+            </w:r>
+            <w:proofErr w:type="gramEnd"/>
+            <w:r>
+              <w:rPr>
+                <w:rFonts w:ascii="Times New Roman" w:eastAsia="Times New Roman" w:hAnsi="Times New Roman" w:cs="Times New Roman"/>
+                <w:color w:val="000000" w:themeColor="text1"/>
+              </w:rPr>
+              <w:t xml:space="preserve"> </w:t>
+            </w:r>
+            <w:r>
+              <w:rPr>
+                <w:rFonts w:ascii="Times New Roman" w:eastAsia="Times New Roman" w:hAnsi="Times New Roman" w:cs="Times New Roman"/>
+                <w:color w:val="000000" w:themeColor="text1"/>
+              </w:rPr>
+              <w:t xml:space="preserve">Read, understand and analyze C </w:t>
+            </w:r>
+            <w:r>
+              <w:rPr>
+                <w:rFonts w:ascii="Times New Roman" w:eastAsia="Times New Roman" w:hAnsi="Times New Roman" w:cs="Times New Roman"/>
+                <w:color w:val="000000" w:themeColor="text1"/>
+              </w:rPr>
+              <w:t>logic code of Nissan’s ADAS software, find missing</w:t>
+            </w:r>
+            <w:r>
+              <w:rPr>
+                <w:rFonts w:ascii="Times New Roman" w:eastAsia="Times New Roman" w:hAnsi="Times New Roman" w:cs="Times New Roman"/>
+                <w:color w:val="000000" w:themeColor="text1"/>
+              </w:rPr>
+              <w:t xml:space="preserve"> and propose solution</w:t>
+            </w:r>
+            <w:r>
+              <w:rPr>
+                <w:rFonts w:ascii="Times New Roman" w:eastAsia="Times New Roman" w:hAnsi="Times New Roman" w:cs="Times New Roman"/>
+                <w:color w:val="000000" w:themeColor="text1"/>
+              </w:rPr>
+              <w:t xml:space="preserve"> when</w:t>
+            </w:r>
+            <w:r>
+              <w:rPr>
+                <w:rFonts w:ascii="Times New Roman" w:eastAsia="Times New Roman" w:hAnsi="Times New Roman" w:cs="Times New Roman"/>
+                <w:color w:val="000000" w:themeColor="text1"/>
+              </w:rPr>
+              <w:t xml:space="preserve"> </w:t>
+            </w:r>
+            <w:r>
+              <w:rPr>
+                <w:rFonts w:ascii="Times New Roman" w:eastAsia="Times New Roman" w:hAnsi="Times New Roman" w:cs="Times New Roman"/>
+                <w:color w:val="000000" w:themeColor="text1"/>
+              </w:rPr>
+              <w:t xml:space="preserve">programing for developers. </w:t>
+            </w:r>
+          </w:p>
+          <w:p>
+            <w:pPr>
+              <w:pStyle w:val="ListParagraph"/>
+              <w:numPr>
+                <w:ilvl w:val="0"/>
+                <w:numId w:val="9"/>
+              </w:numPr>
+              <w:spacing w:line="276" w:lineRule="auto"/>
+              <w:rPr>
                 <w:rStyle w:val="fontstyle11"/>
                 <w:rFonts w:ascii="Times New Roman" w:eastAsia="Times New Roman" w:hAnsi="Times New Roman" w:cs="Times New Roman"/>
                 <w:b w:val="0"/>
@@ -3697,80 +3783,15 @@
                 <w:szCs w:val="22"/>
               </w:rPr>
             </w:pPr>
-            <w:proofErr w:type="spellStart"/>
             <w:r>
               <w:rPr>
                 <w:rFonts w:ascii="Times New Roman" w:eastAsia="Times New Roman" w:hAnsi="Times New Roman" w:cs="Times New Roman"/>
                 <w:color w:val="000000" w:themeColor="text1"/>
               </w:rPr>
-              <w:t>Codediff</w:t>
+              <w:t>Create VBA tool to reduce effort for manual task.</w:t>
             </w:r>
-            <w:proofErr w:type="spellEnd"/>
-            <w:r>
-              <w:rPr>
-                <w:rFonts w:ascii="Times New Roman" w:eastAsia="Times New Roman" w:hAnsi="Times New Roman" w:cs="Times New Roman"/>
-                <w:color w:val="000000" w:themeColor="text1"/>
-              </w:rPr>
-              <w:t xml:space="preserve"> </w:t>
-            </w:r>
-            <w:proofErr w:type="gramStart"/>
-            <w:r>
-              <w:rPr>
-                <w:rFonts w:ascii="Times New Roman" w:eastAsia="Times New Roman" w:hAnsi="Times New Roman" w:cs="Times New Roman"/>
-                <w:color w:val="000000" w:themeColor="text1"/>
-              </w:rPr>
-              <w:t>project :</w:t>
-            </w:r>
-            <w:proofErr w:type="gramEnd"/>
-            <w:r>
-              <w:rPr>
-                <w:rFonts w:ascii="Times New Roman" w:eastAsia="Times New Roman" w:hAnsi="Times New Roman" w:cs="Times New Roman"/>
-                <w:color w:val="000000" w:themeColor="text1"/>
-              </w:rPr>
-              <w:t xml:space="preserve"> </w:t>
-            </w:r>
-            <w:r>
-              <w:rPr>
-                <w:rFonts w:ascii="Times New Roman" w:eastAsia="Times New Roman" w:hAnsi="Times New Roman" w:cs="Times New Roman"/>
-                <w:color w:val="000000" w:themeColor="text1"/>
-              </w:rPr>
-              <w:t xml:space="preserve">Read, understand and analyze C </w:t>
-            </w:r>
-            <w:r>
-              <w:rPr>
-                <w:rFonts w:ascii="Times New Roman" w:eastAsia="Times New Roman" w:hAnsi="Times New Roman" w:cs="Times New Roman"/>
-                <w:color w:val="000000" w:themeColor="text1"/>
-              </w:rPr>
-              <w:t>logic code of Nissan’s ADAS software, find missing</w:t>
-            </w:r>
-            <w:r>
-              <w:rPr>
-                <w:rFonts w:ascii="Times New Roman" w:eastAsia="Times New Roman" w:hAnsi="Times New Roman" w:cs="Times New Roman"/>
-                <w:color w:val="000000" w:themeColor="text1"/>
-              </w:rPr>
-              <w:t xml:space="preserve"> and propose solution</w:t>
-            </w:r>
-            <w:r>
-              <w:rPr>
-                <w:rFonts w:ascii="Times New Roman" w:eastAsia="Times New Roman" w:hAnsi="Times New Roman" w:cs="Times New Roman"/>
-                <w:color w:val="000000" w:themeColor="text1"/>
-              </w:rPr>
-              <w:t xml:space="preserve"> when</w:t>
-            </w:r>
-            <w:r>
-              <w:rPr>
-                <w:rFonts w:ascii="Times New Roman" w:eastAsia="Times New Roman" w:hAnsi="Times New Roman" w:cs="Times New Roman"/>
-                <w:color w:val="000000" w:themeColor="text1"/>
-              </w:rPr>
-              <w:t xml:space="preserve"> </w:t>
-            </w:r>
-            <w:r>
-              <w:rPr>
-                <w:rFonts w:ascii="Times New Roman" w:eastAsia="Times New Roman" w:hAnsi="Times New Roman" w:cs="Times New Roman"/>
-                <w:color w:val="000000" w:themeColor="text1"/>
-              </w:rPr>
-              <w:t xml:space="preserve">programing for developers. </w:t>
-            </w:r>
+            <w:bookmarkStart w:id="0" w:name="_GoBack"/>
+            <w:bookmarkEnd w:id="0"/>
           </w:p>
         </w:tc>
       </w:tr>
@@ -31740,12 +31761,9 @@
 </file>
 
 <file path=customXml/item2.xml><?xml version="1.0" encoding="utf-8"?>
-<?mso-contentType ?>
-<FormTemplates xmlns="http://schemas.microsoft.com/sharepoint/v3/contenttype/forms">
-  <Display>DocumentLibraryForm</Display>
-  <Edit>DocumentLibraryForm</Edit>
-  <New>DocumentLibraryForm</New>
-</FormTemplates>
+<p:properties xmlns:p="http://schemas.microsoft.com/office/2006/metadata/properties" xmlns:xsi="http://www.w3.org/2001/XMLSchema-instance" xmlns:pc="http://schemas.microsoft.com/office/infopath/2007/PartnerControls">
+  <documentManagement/>
+</p:properties>
 </file>
 
 <file path=customXml/item3.xml><?xml version="1.0" encoding="utf-8"?>
@@ -31940,9 +31958,12 @@
 </file>
 
 <file path=customXml/item4.xml><?xml version="1.0" encoding="utf-8"?>
-<p:properties xmlns:p="http://schemas.microsoft.com/office/2006/metadata/properties" xmlns:xsi="http://www.w3.org/2001/XMLSchema-instance" xmlns:pc="http://schemas.microsoft.com/office/infopath/2007/PartnerControls">
-  <documentManagement/>
-</p:properties>
+<?mso-contentType ?>
+<FormTemplates xmlns="http://schemas.microsoft.com/sharepoint/v3/contenttype/forms">
+  <Display>DocumentLibraryForm</Display>
+  <Edit>DocumentLibraryForm</Edit>
+  <New>DocumentLibraryForm</New>
+</FormTemplates>
 </file>
 
 <file path=customXml/item5.xml><?xml version="1.0" encoding="utf-8"?>
@@ -31958,9 +31979,10 @@
 </file>
 
 <file path=customXml/itemProps2.xml><?xml version="1.0" encoding="utf-8"?>
-<ds:datastoreItem xmlns:ds="http://schemas.openxmlformats.org/officeDocument/2006/customXml" ds:itemID="{3035F649-E36E-40EF-A838-DBFC555FF663}">
+<ds:datastoreItem xmlns:ds="http://schemas.openxmlformats.org/officeDocument/2006/customXml" ds:itemID="{5723546E-89EE-4997-ACDE-92FC532964DD}">
   <ds:schemaRefs>
-    <ds:schemaRef ds:uri="http://schemas.microsoft.com/sharepoint/v3/contenttype/forms"/>
+    <ds:schemaRef ds:uri="http://schemas.microsoft.com/office/2006/metadata/properties"/>
+    <ds:schemaRef ds:uri="http://schemas.microsoft.com/office/infopath/2007/PartnerControls"/>
   </ds:schemaRefs>
 </ds:datastoreItem>
 </file>
@@ -31985,16 +32007,15 @@
 </file>
 
 <file path=customXml/itemProps4.xml><?xml version="1.0" encoding="utf-8"?>
-<ds:datastoreItem xmlns:ds="http://schemas.openxmlformats.org/officeDocument/2006/customXml" ds:itemID="{5723546E-89EE-4997-ACDE-92FC532964DD}">
+<ds:datastoreItem xmlns:ds="http://schemas.openxmlformats.org/officeDocument/2006/customXml" ds:itemID="{3035F649-E36E-40EF-A838-DBFC555FF663}">
   <ds:schemaRefs>
-    <ds:schemaRef ds:uri="http://schemas.microsoft.com/office/2006/metadata/properties"/>
-    <ds:schemaRef ds:uri="http://schemas.microsoft.com/office/infopath/2007/PartnerControls"/>
+    <ds:schemaRef ds:uri="http://schemas.microsoft.com/sharepoint/v3/contenttype/forms"/>
   </ds:schemaRefs>
 </ds:datastoreItem>
 </file>
 
 <file path=customXml/itemProps5.xml><?xml version="1.0" encoding="utf-8"?>
-<ds:datastoreItem xmlns:ds="http://schemas.openxmlformats.org/officeDocument/2006/customXml" ds:itemID="{47BFF909-5EDF-4EC5-A476-1BA3F2D92CBF}">
+<ds:datastoreItem xmlns:ds="http://schemas.openxmlformats.org/officeDocument/2006/customXml" ds:itemID="{0328DFC0-B299-4658-9C58-C74CF32C965B}">
   <ds:schemaRefs>
     <ds:schemaRef ds:uri="http://schemas.openxmlformats.org/officeDocument/2006/bibliography"/>
   </ds:schemaRefs>

--- a/CV/DinhXuanHoangAnh_SoftwareEngineer.docx
+++ b/CV/DinhXuanHoangAnh_SoftwareEngineer.docx
@@ -29,6 +29,8 @@
         </w:rPr>
         <w:t xml:space="preserve"> – Software Engineer</w:t>
       </w:r>
+      <w:bookmarkStart w:id="0" w:name="_GoBack"/>
+      <w:bookmarkEnd w:id="0"/>
     </w:p>
     <w:p>
       <w:pPr>
@@ -283,55 +285,6 @@
               </w:numPr>
               <w:rPr>
                 <w:rFonts w:ascii="Times New Roman" w:hAnsi="Times New Roman" w:cs="Times New Roman"/>
-                <w:color w:val="0D0D0D" w:themeColor="text1" w:themeTint="F2"/>
-              </w:rPr>
-            </w:pPr>
-            <w:proofErr w:type="spellStart"/>
-            <w:r>
-              <w:rPr>
-                <w:rFonts w:ascii="Times New Roman" w:hAnsi="Times New Roman" w:cs="Times New Roman"/>
-                <w:color w:val="0D0D0D" w:themeColor="text1" w:themeTint="F2"/>
-              </w:rPr>
-              <w:t>DoB</w:t>
-            </w:r>
-            <w:proofErr w:type="spellEnd"/>
-            <w:r>
-              <w:tab/>
-            </w:r>
-            <w:r>
-              <w:tab/>
-            </w:r>
-            <w:r>
-              <w:rPr>
-                <w:rFonts w:ascii="Times New Roman" w:hAnsi="Times New Roman" w:cs="Times New Roman"/>
-                <w:color w:val="0D0D0D" w:themeColor="text1" w:themeTint="F2"/>
-              </w:rPr>
-              <w:t>28-May</w:t>
-            </w:r>
-            <w:r>
-              <w:rPr>
-                <w:rFonts w:ascii="Times New Roman" w:hAnsi="Times New Roman" w:cs="Times New Roman"/>
-                <w:color w:val="0D0D0D" w:themeColor="text1" w:themeTint="F2"/>
-              </w:rPr>
-              <w:t>-199</w:t>
-            </w:r>
-            <w:r>
-              <w:rPr>
-                <w:rFonts w:ascii="Times New Roman" w:hAnsi="Times New Roman" w:cs="Times New Roman"/>
-                <w:color w:val="0D0D0D" w:themeColor="text1" w:themeTint="F2"/>
-              </w:rPr>
-              <w:t>9</w:t>
-            </w:r>
-          </w:p>
-          <w:p>
-            <w:pPr>
-              <w:pStyle w:val="PlainText"/>
-              <w:numPr>
-                <w:ilvl w:val="0"/>
-                <w:numId w:val="12"/>
-              </w:numPr>
-              <w:rPr>
-                <w:rFonts w:ascii="Times New Roman" w:hAnsi="Times New Roman" w:cs="Times New Roman"/>
                 <w:szCs w:val="22"/>
               </w:rPr>
             </w:pPr>
@@ -487,6 +440,7 @@
           <w:tcPr>
             <w:tcW w:w="3280" w:type="dxa"/>
             <w:gridSpan w:val="2"/>
+            <w:vMerge w:val="restart"/>
             <w:shd w:val="clear" w:color="auto" w:fill="D9D9D9" w:themeFill="background1" w:themeFillShade="D9"/>
           </w:tcPr>
           <w:p>
@@ -558,14 +512,7 @@
                 <w:rFonts w:ascii="Times New Roman" w:hAnsi="Times New Roman" w:cs="Times New Roman"/>
                 <w:color w:val="000000" w:themeColor="text1"/>
               </w:rPr>
-              <w:t xml:space="preserve">Major: </w:t>
-            </w:r>
-            <w:r>
-              <w:rPr>
-                <w:rFonts w:ascii="Times New Roman" w:hAnsi="Times New Roman" w:cs="Times New Roman"/>
-                <w:color w:val="000000" w:themeColor="text1"/>
-              </w:rPr>
-              <w:t>Mechanics and Automation</w:t>
+              <w:t>Major: Mechanics and Automation</w:t>
             </w:r>
             <w:r>
               <w:rPr>
@@ -585,6 +532,7 @@
           <w:tcPr>
             <w:tcW w:w="3280" w:type="dxa"/>
             <w:gridSpan w:val="2"/>
+            <w:vMerge/>
             <w:shd w:val="clear" w:color="auto" w:fill="D9D9D9" w:themeFill="background1" w:themeFillShade="D9"/>
           </w:tcPr>
           <w:p>
@@ -597,14 +545,6 @@
                 <w:color w:val="000000" w:themeColor="text1"/>
               </w:rPr>
             </w:pPr>
-            <w:r>
-              <w:rPr>
-                <w:rFonts w:ascii="Times New Roman" w:hAnsi="Times New Roman" w:cs="Times New Roman"/>
-                <w:b/>
-                <w:color w:val="000000" w:themeColor="text1"/>
-              </w:rPr>
-              <w:t>Certificate</w:t>
-            </w:r>
           </w:p>
         </w:tc>
         <w:tc>
@@ -622,27 +562,6 @@
                 <w:color w:val="auto"/>
               </w:rPr>
             </w:pPr>
-            <w:r>
-              <w:rPr>
-                <w:rFonts w:ascii="Times New Roman" w:hAnsi="Times New Roman"/>
-                <w:color w:val="auto"/>
-              </w:rPr>
-              <w:t>TOEIC</w:t>
-            </w:r>
-            <w:r>
-              <w:rPr>
-                <w:rFonts w:ascii="Times New Roman" w:hAnsi="Times New Roman" w:cs="Times New Roman"/>
-                <w:color w:val="auto"/>
-              </w:rPr>
-              <w:t xml:space="preserve">: </w:t>
-            </w:r>
-            <w:r>
-              <w:rPr>
-                <w:rFonts w:ascii="Times New Roman" w:hAnsi="Times New Roman" w:cs="Times New Roman"/>
-                <w:color w:val="auto"/>
-              </w:rPr>
-              <w:t>600</w:t>
-            </w:r>
           </w:p>
         </w:tc>
       </w:tr>
@@ -777,20 +696,6 @@
                 <w:rFonts w:ascii="Times New Roman" w:hAnsi="Times New Roman" w:cs="Times New Roman"/>
                 <w:color w:val="000000" w:themeColor="text1"/>
               </w:rPr>
-              <w:t xml:space="preserve"> C</w:t>
-            </w:r>
-            <w:r>
-              <w:rPr>
-                <w:rFonts w:ascii="Times New Roman" w:hAnsi="Times New Roman" w:cs="Times New Roman"/>
-                <w:color w:val="000000" w:themeColor="text1"/>
-              </w:rPr>
-              <w:t>/</w:t>
-            </w:r>
-            <w:r>
-              <w:rPr>
-                <w:rFonts w:ascii="Times New Roman" w:hAnsi="Times New Roman" w:cs="Times New Roman"/>
-                <w:color w:val="000000" w:themeColor="text1"/>
-              </w:rPr>
               <w:t xml:space="preserve"> </w:t>
             </w:r>
             <w:r>
@@ -819,43 +724,14 @@
                 <w:rFonts w:ascii="Times New Roman" w:hAnsi="Times New Roman" w:cs="Times New Roman"/>
                 <w:color w:val="000000" w:themeColor="text1"/>
               </w:rPr>
-              <w:t>,</w:t>
+              <w:t>, multithreading, smart pointers,</w:t>
             </w:r>
             <w:r>
               <w:rPr>
                 <w:rFonts w:ascii="Times New Roman" w:hAnsi="Times New Roman" w:cs="Times New Roman"/>
                 <w:color w:val="000000" w:themeColor="text1"/>
               </w:rPr>
-              <w:t xml:space="preserve"> VBA</w:t>
-            </w:r>
-            <w:r>
-              <w:rPr>
-                <w:rFonts w:ascii="Times New Roman" w:hAnsi="Times New Roman" w:cs="Times New Roman"/>
-                <w:color w:val="000000" w:themeColor="text1"/>
-              </w:rPr>
-              <w:t>.</w:t>
-            </w:r>
-          </w:p>
-          <w:p>
-            <w:pPr>
-              <w:pStyle w:val="ListBullet"/>
-              <w:numPr>
-                <w:ilvl w:val="0"/>
-                <w:numId w:val="10"/>
-              </w:numPr>
-              <w:spacing w:after="0" w:line="240" w:lineRule="auto"/>
-              <w:jc w:val="both"/>
-              <w:rPr>
-                <w:rFonts w:ascii="Times New Roman" w:hAnsi="Times New Roman" w:cs="Times New Roman"/>
-                <w:color w:val="000000" w:themeColor="text1"/>
-              </w:rPr>
-            </w:pPr>
-            <w:r>
-              <w:rPr>
-                <w:rFonts w:ascii="Times New Roman" w:hAnsi="Times New Roman" w:cs="Times New Roman"/>
-                <w:color w:val="000000" w:themeColor="text1"/>
-              </w:rPr>
-              <w:t>Have experience in tool/application development.</w:t>
+              <w:t xml:space="preserve"> STL.</w:t>
             </w:r>
           </w:p>
           <w:p>
@@ -1026,6 +902,28 @@
                 <w:rFonts w:ascii="Times New Roman" w:hAnsi="Times New Roman" w:cs="Times New Roman"/>
                 <w:color w:val="000000" w:themeColor="text1"/>
               </w:rPr>
+              <w:t>Have experience in tool/application development.</w:t>
+            </w:r>
+          </w:p>
+          <w:p>
+            <w:pPr>
+              <w:pStyle w:val="ListBullet"/>
+              <w:numPr>
+                <w:ilvl w:val="0"/>
+                <w:numId w:val="10"/>
+              </w:numPr>
+              <w:spacing w:after="0" w:line="240" w:lineRule="auto"/>
+              <w:jc w:val="both"/>
+              <w:rPr>
+                <w:rFonts w:ascii="Times New Roman" w:hAnsi="Times New Roman" w:cs="Times New Roman"/>
+                <w:color w:val="000000" w:themeColor="text1"/>
+              </w:rPr>
+            </w:pPr>
+            <w:r>
+              <w:rPr>
+                <w:rFonts w:ascii="Times New Roman" w:hAnsi="Times New Roman" w:cs="Times New Roman"/>
+                <w:color w:val="000000" w:themeColor="text1"/>
+              </w:rPr>
               <w:t>Ability to work in a team driven environment.</w:t>
             </w:r>
           </w:p>
@@ -1110,7 +1008,23 @@
                 <w:b/>
                 <w:color w:val="auto"/>
               </w:rPr>
-              <w:t>Program languages</w:t>
+              <w:t>Program</w:t>
+            </w:r>
+            <w:r>
+              <w:rPr>
+                <w:rFonts w:ascii="Times New Roman" w:hAnsi="Times New Roman" w:cs="Times New Roman"/>
+                <w:b/>
+                <w:color w:val="auto"/>
+              </w:rPr>
+              <w:t>ing</w:t>
+            </w:r>
+            <w:r>
+              <w:rPr>
+                <w:rFonts w:ascii="Times New Roman" w:hAnsi="Times New Roman" w:cs="Times New Roman"/>
+                <w:b/>
+                <w:color w:val="auto"/>
+              </w:rPr>
+              <w:t xml:space="preserve"> languages</w:t>
             </w:r>
           </w:p>
         </w:tc>
@@ -1133,7 +1047,7 @@
                 <w:rFonts w:ascii="Times New Roman" w:hAnsi="Times New Roman" w:cs="Times New Roman"/>
                 <w:color w:val="auto"/>
               </w:rPr>
-              <w:t xml:space="preserve">C/C++, </w:t>
+              <w:t xml:space="preserve">C++, </w:t>
             </w:r>
             <w:r>
               <w:rPr>
@@ -1241,7 +1155,7 @@
                 <w:b/>
                 <w:color w:val="auto"/>
               </w:rPr>
-              <w:t>Debuggers</w:t>
+              <w:t>Debug</w:t>
             </w:r>
           </w:p>
         </w:tc>
@@ -1618,6 +1532,22 @@
               <w:t>Winmerge</w:t>
             </w:r>
             <w:proofErr w:type="spellEnd"/>
+            <w:r>
+              <w:rPr>
+                <w:rFonts w:ascii="Times New Roman" w:hAnsi="Times New Roman" w:cs="Times New Roman"/>
+                <w:color w:val="auto"/>
+              </w:rPr>
+              <w:t xml:space="preserve">, </w:t>
+            </w:r>
+            <w:proofErr w:type="spellStart"/>
+            <w:r>
+              <w:rPr>
+                <w:rFonts w:ascii="Times New Roman" w:hAnsi="Times New Roman" w:cs="Times New Roman"/>
+                <w:color w:val="auto"/>
+              </w:rPr>
+              <w:t>Klockwork</w:t>
+            </w:r>
+            <w:proofErr w:type="spellEnd"/>
           </w:p>
         </w:tc>
       </w:tr>
@@ -1966,7 +1896,14 @@
                 <w:rFonts w:ascii="Times New Roman" w:hAnsi="Times New Roman" w:cs="Times New Roman"/>
                 <w:color w:val="auto"/>
               </w:rPr>
-              <w:t xml:space="preserve">API for internal and external application of </w:t>
+              <w:t>API for internal and external applic</w:t>
+            </w:r>
+            <w:r>
+              <w:rPr>
+                <w:rFonts w:ascii="Times New Roman" w:hAnsi="Times New Roman" w:cs="Times New Roman"/>
+                <w:color w:val="auto"/>
+              </w:rPr>
+              <w:t xml:space="preserve">ation of </w:t>
             </w:r>
             <w:proofErr w:type="spellStart"/>
             <w:r>
@@ -1982,17 +1919,24 @@
                 <w:rFonts w:ascii="Times New Roman" w:hAnsi="Times New Roman" w:cs="Times New Roman"/>
                 <w:color w:val="auto"/>
               </w:rPr>
-              <w:t xml:space="preserve"> Minolta </w:t>
+              <w:t xml:space="preserve"> Minolta Multi-</w:t>
             </w:r>
-            <w:proofErr w:type="spellStart"/>
+            <w:proofErr w:type="gramStart"/>
             <w:r>
               <w:rPr>
                 <w:rFonts w:ascii="Times New Roman" w:hAnsi="Times New Roman" w:cs="Times New Roman"/>
                 <w:color w:val="auto"/>
               </w:rPr>
-              <w:t>Multi Functional</w:t>
+              <w:t>f</w:t>
             </w:r>
-            <w:proofErr w:type="spellEnd"/>
+            <w:r>
+              <w:rPr>
+                <w:rFonts w:ascii="Times New Roman" w:hAnsi="Times New Roman" w:cs="Times New Roman"/>
+                <w:color w:val="auto"/>
+              </w:rPr>
+              <w:t>unctional</w:t>
+            </w:r>
+            <w:proofErr w:type="gramEnd"/>
             <w:r>
               <w:rPr>
                 <w:rFonts w:ascii="Times New Roman" w:hAnsi="Times New Roman" w:cs="Times New Roman"/>
@@ -2066,7 +2010,7 @@
                 <w:rFonts w:ascii="Times New Roman" w:hAnsi="Times New Roman" w:cs="Times New Roman"/>
                 <w:color w:val="auto"/>
               </w:rPr>
-              <w:t>24</w:t>
+              <w:t>12</w:t>
             </w:r>
             <w:r>
               <w:rPr>
@@ -2107,7 +2051,7 @@
                 <w:rFonts w:ascii="Times New Roman" w:hAnsi="Times New Roman" w:cs="Times New Roman"/>
                 <w:color w:val="auto"/>
               </w:rPr>
-              <w:t>C/ C ++</w:t>
+              <w:t>C ++</w:t>
             </w:r>
           </w:p>
           <w:p>
@@ -2218,6 +2162,8 @@
               <w:spacing w:before="50" w:after="0" w:line="240" w:lineRule="auto"/>
               <w:rPr>
                 <w:rFonts w:ascii="Times New Roman" w:hAnsi="Times New Roman" w:cs="Times New Roman"/>
+                <w:b/>
+                <w:bCs/>
                 <w:color w:val="auto"/>
               </w:rPr>
             </w:pPr>
@@ -2226,14 +2172,35 @@
                 <w:rFonts w:ascii="Times New Roman" w:hAnsi="Times New Roman" w:cs="Times New Roman"/>
                 <w:color w:val="auto"/>
               </w:rPr>
-              <w:t>Confirmed requirements with the Software Architect through specification documents</w:t>
+              <w:t>API Development &amp; Maintenance: Implement, and maintain the API layer using C++ and SOAP protocol for a multifunction printer platform, ensuring seamless communication between system, web user interfaces, and mobile clients.</w:t>
             </w:r>
+          </w:p>
+          <w:p>
+            <w:pPr>
+              <w:pStyle w:val="ListParagraph"/>
+              <w:widowControl w:val="0"/>
+              <w:numPr>
+                <w:ilvl w:val="0"/>
+                <w:numId w:val="8"/>
+              </w:numPr>
+              <w:tabs>
+                <w:tab w:val="left" w:pos="468"/>
+                <w:tab w:val="left" w:pos="469"/>
+              </w:tabs>
+              <w:spacing w:before="50" w:after="0" w:line="240" w:lineRule="auto"/>
+              <w:rPr>
+                <w:rFonts w:ascii="Times New Roman" w:hAnsi="Times New Roman" w:cs="Times New Roman"/>
+                <w:bCs/>
+                <w:color w:val="auto"/>
+              </w:rPr>
+            </w:pPr>
             <w:r>
               <w:rPr>
                 <w:rFonts w:ascii="Times New Roman" w:hAnsi="Times New Roman" w:cs="Times New Roman"/>
+                <w:bCs/>
                 <w:color w:val="auto"/>
               </w:rPr>
-              <w:t>.</w:t>
+              <w:t>Specification Management: Review and update technical specifications and requirements documents; version control changes and notify cross-functional teams.</w:t>
             </w:r>
           </w:p>
           <w:p>
@@ -2259,123 +2226,7 @@
                 <w:rFonts w:ascii="Times New Roman" w:hAnsi="Times New Roman" w:cs="Times New Roman"/>
                 <w:color w:val="auto"/>
               </w:rPr>
-              <w:t xml:space="preserve">Develop internal/external API for </w:t>
-            </w:r>
-            <w:proofErr w:type="spellStart"/>
-            <w:r>
-              <w:rPr>
-                <w:rFonts w:ascii="Times New Roman" w:hAnsi="Times New Roman" w:cs="Times New Roman"/>
-                <w:color w:val="auto"/>
-              </w:rPr>
-              <w:t>Multi Functional</w:t>
-            </w:r>
-            <w:proofErr w:type="spellEnd"/>
-            <w:r>
-              <w:rPr>
-                <w:rFonts w:ascii="Times New Roman" w:hAnsi="Times New Roman" w:cs="Times New Roman"/>
-                <w:color w:val="auto"/>
-              </w:rPr>
-              <w:t xml:space="preserve"> Printer.</w:t>
-            </w:r>
-          </w:p>
-          <w:p>
-            <w:pPr>
-              <w:pStyle w:val="ListParagraph"/>
-              <w:widowControl w:val="0"/>
-              <w:numPr>
-                <w:ilvl w:val="0"/>
-                <w:numId w:val="8"/>
-              </w:numPr>
-              <w:tabs>
-                <w:tab w:val="left" w:pos="468"/>
-                <w:tab w:val="left" w:pos="469"/>
-              </w:tabs>
-              <w:spacing w:before="50" w:after="0" w:line="240" w:lineRule="auto"/>
-              <w:rPr>
-                <w:rFonts w:ascii="Times New Roman" w:hAnsi="Times New Roman" w:cs="Times New Roman"/>
-                <w:b/>
-                <w:bCs/>
-                <w:color w:val="auto"/>
-              </w:rPr>
-            </w:pPr>
-            <w:r>
-              <w:rPr>
-                <w:rFonts w:ascii="Times New Roman" w:hAnsi="Times New Roman" w:cs="Times New Roman"/>
-                <w:color w:val="auto"/>
-              </w:rPr>
-              <w:t>Implement source code and</w:t>
-            </w:r>
-            <w:r>
-              <w:rPr>
-                <w:rFonts w:ascii="Times New Roman" w:hAnsi="Times New Roman" w:cs="Times New Roman"/>
-                <w:color w:val="auto"/>
-              </w:rPr>
-              <w:t xml:space="preserve"> integrate with other team (</w:t>
-            </w:r>
-            <w:proofErr w:type="spellStart"/>
-            <w:r>
-              <w:rPr>
-                <w:rFonts w:ascii="Times New Roman" w:hAnsi="Times New Roman" w:cs="Times New Roman"/>
-                <w:color w:val="auto"/>
-              </w:rPr>
-              <w:t>WebUI</w:t>
-            </w:r>
-            <w:proofErr w:type="spellEnd"/>
-            <w:r>
-              <w:rPr>
-                <w:rFonts w:ascii="Times New Roman" w:hAnsi="Times New Roman" w:cs="Times New Roman"/>
-                <w:color w:val="auto"/>
-              </w:rPr>
-              <w:t>/</w:t>
-            </w:r>
-            <w:proofErr w:type="spellStart"/>
-            <w:r>
-              <w:rPr>
-                <w:rFonts w:ascii="Times New Roman" w:hAnsi="Times New Roman" w:cs="Times New Roman"/>
-                <w:color w:val="auto"/>
-              </w:rPr>
-              <w:t>LocalUI</w:t>
-            </w:r>
-            <w:proofErr w:type="spellEnd"/>
-            <w:r>
-              <w:rPr>
-                <w:rFonts w:ascii="Times New Roman" w:hAnsi="Times New Roman" w:cs="Times New Roman"/>
-                <w:color w:val="auto"/>
-              </w:rPr>
-              <w:t>/App</w:t>
-            </w:r>
-            <w:r>
-              <w:rPr>
-                <w:rFonts w:ascii="Times New Roman" w:hAnsi="Times New Roman" w:cs="Times New Roman"/>
-                <w:color w:val="auto"/>
-              </w:rPr>
-              <w:t>)</w:t>
-            </w:r>
-          </w:p>
-          <w:p>
-            <w:pPr>
-              <w:pStyle w:val="ListParagraph"/>
-              <w:widowControl w:val="0"/>
-              <w:numPr>
-                <w:ilvl w:val="0"/>
-                <w:numId w:val="8"/>
-              </w:numPr>
-              <w:tabs>
-                <w:tab w:val="left" w:pos="468"/>
-                <w:tab w:val="left" w:pos="469"/>
-              </w:tabs>
-              <w:spacing w:before="50" w:after="0" w:line="240" w:lineRule="auto"/>
-              <w:rPr>
-                <w:rFonts w:ascii="Times New Roman" w:hAnsi="Times New Roman" w:cs="Times New Roman"/>
-                <w:color w:val="auto"/>
-              </w:rPr>
-            </w:pPr>
-            <w:r>
-              <w:rPr>
-                <w:rFonts w:ascii="Times New Roman" w:hAnsi="Times New Roman" w:cs="Times New Roman"/>
-                <w:color w:val="auto"/>
-              </w:rPr>
-              <w:t xml:space="preserve">Create UT by </w:t>
+              <w:t xml:space="preserve">Create unit test using </w:t>
             </w:r>
             <w:proofErr w:type="spellStart"/>
             <w:r>
@@ -2407,7 +2258,30 @@
                 <w:rFonts w:ascii="Times New Roman" w:hAnsi="Times New Roman" w:cs="Times New Roman"/>
                 <w:color w:val="auto"/>
               </w:rPr>
-              <w:t>. Create IT fo</w:t>
+              <w:t xml:space="preserve">. Create </w:t>
+            </w:r>
+            <w:proofErr w:type="spellStart"/>
+            <w:r>
+              <w:rPr>
+                <w:rFonts w:ascii="Times New Roman" w:hAnsi="Times New Roman" w:cs="Times New Roman"/>
+                <w:color w:val="auto"/>
+              </w:rPr>
+              <w:t>intergrate</w:t>
+            </w:r>
+            <w:proofErr w:type="spellEnd"/>
+            <w:r>
+              <w:rPr>
+                <w:rFonts w:ascii="Times New Roman" w:hAnsi="Times New Roman" w:cs="Times New Roman"/>
+                <w:color w:val="auto"/>
+              </w:rPr>
+              <w:t xml:space="preserve"> test</w:t>
+            </w:r>
+            <w:r>
+              <w:rPr>
+                <w:rFonts w:ascii="Times New Roman" w:hAnsi="Times New Roman" w:cs="Times New Roman"/>
+                <w:color w:val="auto"/>
+              </w:rPr>
+              <w:t xml:space="preserve"> fo</w:t>
             </w:r>
             <w:r>
               <w:rPr>
@@ -2447,14 +2321,7 @@
                 <w:rFonts w:ascii="Times New Roman" w:hAnsi="Times New Roman" w:cs="Times New Roman"/>
                 <w:color w:val="auto"/>
               </w:rPr>
-              <w:t>Designed sequence diagrams for implemented code to rep</w:t>
-            </w:r>
-            <w:r>
-              <w:rPr>
-                <w:rFonts w:ascii="Times New Roman" w:hAnsi="Times New Roman" w:cs="Times New Roman"/>
-                <w:color w:val="auto"/>
-              </w:rPr>
-              <w:t>ort to experts and document for CT.</w:t>
+              <w:t>Effectively handled and resolved merge conflicts during feature branch integration to ensure a smooth and stable codebase</w:t>
             </w:r>
           </w:p>
           <w:p>
@@ -2475,38 +2342,28 @@
                 <w:color w:val="auto"/>
               </w:rPr>
             </w:pPr>
+            <w:proofErr w:type="gramStart"/>
             <w:r>
               <w:rPr>
                 <w:rFonts w:ascii="Times New Roman" w:hAnsi="Times New Roman" w:cs="Times New Roman"/>
                 <w:color w:val="auto"/>
               </w:rPr>
-              <w:t>Handled and resolved merge conflicts when integrating feature branches.</w:t>
+              <w:t>.</w:t>
             </w:r>
-          </w:p>
-          <w:p>
-            <w:pPr>
-              <w:pStyle w:val="ListParagraph"/>
-              <w:widowControl w:val="0"/>
-              <w:numPr>
-                <w:ilvl w:val="0"/>
-                <w:numId w:val="8"/>
-              </w:numPr>
-              <w:tabs>
-                <w:tab w:val="left" w:pos="468"/>
-                <w:tab w:val="left" w:pos="469"/>
-              </w:tabs>
-              <w:spacing w:before="50" w:after="0" w:line="240" w:lineRule="auto"/>
-              <w:rPr>
-                <w:rFonts w:ascii="Times New Roman" w:hAnsi="Times New Roman" w:cs="Times New Roman"/>
-                <w:color w:val="auto"/>
-              </w:rPr>
-            </w:pPr>
             <w:r>
               <w:rPr>
                 <w:rFonts w:ascii="Times New Roman" w:hAnsi="Times New Roman" w:cs="Times New Roman"/>
                 <w:color w:val="auto"/>
               </w:rPr>
-              <w:t>Debug and build code in a Linux environment.</w:t>
+              <w:t>Debug</w:t>
+            </w:r>
+            <w:proofErr w:type="gramEnd"/>
+            <w:r>
+              <w:rPr>
+                <w:rFonts w:ascii="Times New Roman" w:hAnsi="Times New Roman" w:cs="Times New Roman"/>
+                <w:color w:val="auto"/>
+              </w:rPr>
+              <w:t xml:space="preserve"> and build code in a Linux environment.</w:t>
             </w:r>
           </w:p>
           <w:p>
@@ -2549,48 +2406,6 @@
           </w:p>
           <w:p>
             <w:pPr>
-              <w:pStyle w:val="ListParagraph"/>
-              <w:widowControl w:val="0"/>
-              <w:numPr>
-                <w:ilvl w:val="0"/>
-                <w:numId w:val="8"/>
-              </w:numPr>
-              <w:tabs>
-                <w:tab w:val="left" w:pos="468"/>
-                <w:tab w:val="left" w:pos="469"/>
-              </w:tabs>
-              <w:spacing w:before="50" w:after="0" w:line="240" w:lineRule="auto"/>
-              <w:rPr>
-                <w:rFonts w:ascii="Times New Roman" w:hAnsi="Times New Roman" w:cs="Times New Roman"/>
-                <w:color w:val="auto"/>
-              </w:rPr>
-            </w:pPr>
-            <w:r>
-              <w:rPr>
-                <w:rFonts w:ascii="Times New Roman" w:hAnsi="Times New Roman" w:cs="Times New Roman"/>
-                <w:color w:val="auto"/>
-              </w:rPr>
-              <w:t xml:space="preserve">Commit code via </w:t>
-            </w:r>
-            <w:proofErr w:type="spellStart"/>
-            <w:r>
-              <w:rPr>
-                <w:rFonts w:ascii="Times New Roman" w:hAnsi="Times New Roman" w:cs="Times New Roman"/>
-                <w:color w:val="auto"/>
-              </w:rPr>
-              <w:t>Git</w:t>
-            </w:r>
-            <w:proofErr w:type="spellEnd"/>
-            <w:r>
-              <w:rPr>
-                <w:rFonts w:ascii="Times New Roman" w:hAnsi="Times New Roman" w:cs="Times New Roman"/>
-                <w:color w:val="auto"/>
-              </w:rPr>
-              <w:t>.</w:t>
-            </w:r>
-          </w:p>
-          <w:p>
-            <w:pPr>
               <w:widowControl w:val="0"/>
               <w:tabs>
                 <w:tab w:val="left" w:pos="468"/>
@@ -2611,17 +2426,10 @@
           <w:p>
             <w:pPr>
               <w:pStyle w:val="ListParagraph"/>
-              <w:widowControl w:val="0"/>
               <w:numPr>
                 <w:ilvl w:val="0"/>
                 <w:numId w:val="20"/>
               </w:numPr>
-              <w:tabs>
-                <w:tab w:val="left" w:pos="468"/>
-                <w:tab w:val="left" w:pos="469"/>
-              </w:tabs>
-              <w:spacing w:before="50" w:after="0" w:line="280" w:lineRule="auto"/>
-              <w:ind w:right="275"/>
               <w:rPr>
                 <w:rFonts w:ascii="Times New Roman" w:hAnsi="Times New Roman" w:cs="Times New Roman"/>
                 <w:b/>
@@ -2634,149 +2442,100 @@
                 <w:b/>
                 <w:color w:val="auto"/>
               </w:rPr>
-              <w:t xml:space="preserve">CI/CD </w:t>
+              <w:t>Achievements:</w:t>
             </w:r>
-            <w:proofErr w:type="gramStart"/>
+          </w:p>
+          <w:p>
+            <w:pPr>
+              <w:pStyle w:val="ListParagraph"/>
+              <w:ind w:left="468"/>
+              <w:rPr>
+                <w:rFonts w:ascii="Times New Roman" w:hAnsi="Times New Roman" w:cs="Times New Roman"/>
+                <w:color w:val="auto"/>
+              </w:rPr>
+            </w:pPr>
             <w:r>
               <w:rPr>
                 <w:rFonts w:ascii="Times New Roman" w:hAnsi="Times New Roman" w:cs="Times New Roman"/>
                 <w:b/>
                 <w:color w:val="auto"/>
               </w:rPr>
-              <w:t>System :</w:t>
+              <w:t xml:space="preserve">- </w:t>
             </w:r>
-            <w:proofErr w:type="gramEnd"/>
+            <w:r>
+              <w:rPr>
+                <w:rFonts w:ascii="Times New Roman" w:hAnsi="Times New Roman" w:cs="Times New Roman"/>
+                <w:color w:val="auto"/>
+              </w:rPr>
+              <w:t xml:space="preserve">API </w:t>
+            </w:r>
+            <w:r>
+              <w:rPr>
+                <w:rFonts w:ascii="Times New Roman" w:hAnsi="Times New Roman" w:cs="Times New Roman"/>
+                <w:color w:val="auto"/>
+              </w:rPr>
+              <w:t>Maintenance</w:t>
+            </w:r>
+            <w:r>
+              <w:rPr>
+                <w:rFonts w:ascii="Times New Roman" w:hAnsi="Times New Roman" w:cs="Times New Roman"/>
+                <w:color w:val="auto"/>
+              </w:rPr>
+              <w:t>: Adapt the API layer to support new requirements.</w:t>
+            </w:r>
+          </w:p>
+          <w:p>
+            <w:pPr>
+              <w:pStyle w:val="ListParagraph"/>
+              <w:ind w:left="468"/>
+              <w:rPr>
+                <w:rFonts w:ascii="Times New Roman" w:hAnsi="Times New Roman" w:cs="Times New Roman"/>
+                <w:color w:val="auto"/>
+              </w:rPr>
+            </w:pPr>
+            <w:r>
+              <w:rPr>
+                <w:rFonts w:ascii="Times New Roman" w:hAnsi="Times New Roman" w:cs="Times New Roman"/>
+                <w:b/>
+                <w:color w:val="auto"/>
+              </w:rPr>
+              <w:t>-</w:t>
+            </w:r>
+            <w:r>
+              <w:rPr>
+                <w:rFonts w:ascii="Times New Roman" w:hAnsi="Times New Roman" w:cs="Times New Roman"/>
+                <w:color w:val="auto"/>
+              </w:rPr>
+              <w:t xml:space="preserve"> </w:t>
+            </w:r>
+            <w:r>
+              <w:rPr>
+                <w:rFonts w:ascii="Times New Roman" w:hAnsi="Times New Roman" w:cs="Times New Roman"/>
+                <w:color w:val="auto"/>
+              </w:rPr>
+              <w:t>Specification Enhancement: Enhance and clarify technical specifications by reorganizing content and adding detailed descriptions</w:t>
+            </w:r>
+            <w:r>
+              <w:rPr>
+                <w:rFonts w:ascii="Times New Roman" w:hAnsi="Times New Roman" w:cs="Times New Roman"/>
+                <w:color w:val="auto"/>
+              </w:rPr>
+              <w:t>.</w:t>
+            </w:r>
           </w:p>
           <w:p>
             <w:pPr>
               <w:pStyle w:val="ListParagraph"/>
               <w:widowControl w:val="0"/>
-              <w:numPr>
-                <w:ilvl w:val="1"/>
-                <w:numId w:val="20"/>
-              </w:numPr>
               <w:tabs>
                 <w:tab w:val="left" w:pos="468"/>
                 <w:tab w:val="left" w:pos="469"/>
               </w:tabs>
               <w:spacing w:before="50" w:after="0" w:line="280" w:lineRule="auto"/>
-              <w:ind w:right="275"/>
-              <w:rPr>
-                <w:rStyle w:val="fontstyle11"/>
-                <w:rFonts w:ascii="Times New Roman" w:hAnsi="Times New Roman" w:cs="Times New Roman"/>
-                <w:b w:val="0"/>
-                <w:bCs w:val="0"/>
-                <w:color w:val="auto"/>
-                <w:sz w:val="22"/>
-                <w:szCs w:val="22"/>
-              </w:rPr>
-            </w:pPr>
-            <w:r>
-              <w:rPr>
-                <w:rStyle w:val="fontstyle11"/>
-                <w:rFonts w:ascii="Times New Roman" w:hAnsi="Times New Roman" w:cs="Times New Roman"/>
-                <w:b w:val="0"/>
-                <w:bCs w:val="0"/>
-                <w:color w:val="auto"/>
-                <w:sz w:val="22"/>
-                <w:szCs w:val="22"/>
-              </w:rPr>
-              <w:t>Managed and developed source code on a remote Ubuntu EC2 instance, performing remote builds and development via SSH.</w:t>
-            </w:r>
-          </w:p>
-          <w:p>
-            <w:pPr>
-              <w:widowControl w:val="0"/>
-              <w:numPr>
-                <w:ilvl w:val="1"/>
-                <w:numId w:val="20"/>
-              </w:numPr>
-              <w:tabs>
-                <w:tab w:val="left" w:pos="468"/>
-                <w:tab w:val="left" w:pos="469"/>
-              </w:tabs>
-              <w:spacing w:before="5" w:after="0" w:line="240" w:lineRule="auto"/>
-              <w:rPr>
-                <w:rStyle w:val="fontstyle11"/>
-                <w:rFonts w:ascii="Times New Roman" w:hAnsi="Times New Roman" w:cs="Times New Roman"/>
-                <w:b w:val="0"/>
-                <w:bCs w:val="0"/>
-                <w:color w:val="auto"/>
-                <w:sz w:val="22"/>
-                <w:szCs w:val="22"/>
-              </w:rPr>
-            </w:pPr>
-            <w:r>
-              <w:rPr>
-                <w:rStyle w:val="fontstyle11"/>
-                <w:rFonts w:ascii="Times New Roman" w:hAnsi="Times New Roman" w:cs="Times New Roman"/>
-                <w:b w:val="0"/>
-                <w:bCs w:val="0"/>
-                <w:color w:val="auto"/>
-                <w:sz w:val="22"/>
-                <w:szCs w:val="22"/>
-              </w:rPr>
-              <w:t>A</w:t>
-            </w:r>
-            <w:r>
-              <w:rPr>
-                <w:rStyle w:val="fontstyle11"/>
-                <w:rFonts w:ascii="Times New Roman" w:hAnsi="Times New Roman" w:cs="Times New Roman"/>
-                <w:b w:val="0"/>
-                <w:bCs w:val="0"/>
-                <w:color w:val="auto"/>
-                <w:sz w:val="22"/>
-                <w:szCs w:val="22"/>
-              </w:rPr>
-              <w:t>fter development and build, Firmware were generated. B</w:t>
-            </w:r>
-            <w:r>
-              <w:rPr>
-                <w:rStyle w:val="fontstyle11"/>
-                <w:rFonts w:ascii="Times New Roman" w:hAnsi="Times New Roman" w:cs="Times New Roman"/>
-                <w:b w:val="0"/>
-                <w:bCs w:val="0"/>
-                <w:color w:val="auto"/>
-                <w:sz w:val="22"/>
-                <w:szCs w:val="22"/>
-              </w:rPr>
-              <w:t>oot</w:t>
-            </w:r>
-            <w:r>
-              <w:rPr>
-                <w:rStyle w:val="fontstyle11"/>
-                <w:rFonts w:ascii="Times New Roman" w:hAnsi="Times New Roman" w:cs="Times New Roman"/>
-                <w:b w:val="0"/>
-                <w:bCs w:val="0"/>
-                <w:color w:val="auto"/>
-                <w:sz w:val="22"/>
-                <w:szCs w:val="22"/>
-              </w:rPr>
-              <w:t xml:space="preserve"> Firmware to physical machines for Integration T</w:t>
-            </w:r>
-            <w:r>
-              <w:rPr>
-                <w:rStyle w:val="fontstyle11"/>
-                <w:rFonts w:ascii="Times New Roman" w:hAnsi="Times New Roman" w:cs="Times New Roman"/>
-                <w:b w:val="0"/>
-                <w:bCs w:val="0"/>
-                <w:color w:val="auto"/>
-                <w:sz w:val="22"/>
-                <w:szCs w:val="22"/>
-              </w:rPr>
-              <w:t>esting.</w:t>
-            </w:r>
-          </w:p>
-          <w:p>
-            <w:pPr>
-              <w:widowControl w:val="0"/>
-              <w:tabs>
-                <w:tab w:val="left" w:pos="468"/>
-                <w:tab w:val="left" w:pos="469"/>
-              </w:tabs>
-              <w:spacing w:before="49" w:after="0" w:line="240" w:lineRule="auto"/>
+              <w:ind w:left="468" w:right="275"/>
               <w:rPr>
                 <w:rFonts w:ascii="Times New Roman" w:hAnsi="Times New Roman" w:cs="Times New Roman"/>
+                <w:b/>
                 <w:color w:val="auto"/>
               </w:rPr>
             </w:pPr>
@@ -2969,7 +2728,7 @@
                 <w:rFonts w:ascii="Times New Roman" w:hAnsi="Times New Roman" w:cs="Times New Roman"/>
                 <w:color w:val="auto"/>
               </w:rPr>
-              <w:t>C/C++, VBA</w:t>
+              <w:t>C++, VBA</w:t>
             </w:r>
           </w:p>
           <w:p>
@@ -3283,7 +3042,14 @@
                 <w:rFonts w:ascii="Times New Roman" w:hAnsi="Times New Roman" w:cs="Times New Roman"/>
                 <w:color w:val="auto"/>
               </w:rPr>
-              <w:t xml:space="preserve">Promote code via </w:t>
+              <w:t>Promote code using</w:t>
+            </w:r>
+            <w:r>
+              <w:rPr>
+                <w:rFonts w:ascii="Times New Roman" w:hAnsi="Times New Roman" w:cs="Times New Roman"/>
+                <w:color w:val="auto"/>
+              </w:rPr>
+              <w:t xml:space="preserve"> </w:t>
             </w:r>
             <w:proofErr w:type="spellStart"/>
             <w:r>
@@ -3315,7 +3081,16 @@
                 <w:bCs/>
                 <w:color w:val="000000" w:themeColor="text1"/>
               </w:rPr>
-              <w:t>Personal achievements</w:t>
+              <w:t>A</w:t>
+            </w:r>
+            <w:r>
+              <w:rPr>
+                <w:rFonts w:ascii="Times New Roman" w:eastAsia="Times New Roman" w:hAnsi="Times New Roman" w:cs="Times New Roman"/>
+                <w:b/>
+                <w:bCs/>
+                <w:color w:val="000000" w:themeColor="text1"/>
+              </w:rPr>
+              <w:t>chievements</w:t>
             </w:r>
             <w:r>
               <w:rPr>
@@ -3637,14 +3412,14 @@
                 <w:rFonts w:ascii="Times New Roman" w:eastAsia="Times New Roman" w:hAnsi="Times New Roman" w:cs="Times New Roman"/>
                 <w:color w:val="000000" w:themeColor="text1"/>
               </w:rPr>
-              <w:t xml:space="preserve"> C</w:t>
+              <w:t xml:space="preserve"> </w:t>
             </w:r>
             <w:r>
               <w:rPr>
                 <w:rFonts w:ascii="Times New Roman" w:eastAsia="Times New Roman" w:hAnsi="Times New Roman" w:cs="Times New Roman"/>
                 <w:color w:val="000000" w:themeColor="text1"/>
               </w:rPr>
-              <w:t>, VBA</w:t>
+              <w:t>VBA</w:t>
             </w:r>
             <w:r>
               <w:rPr>
@@ -3790,8 +3565,6 @@
               </w:rPr>
               <w:t>Create VBA tool to reduce effort for manual task.</w:t>
             </w:r>
-            <w:bookmarkStart w:id="0" w:name="_GoBack"/>
-            <w:bookmarkEnd w:id="0"/>
           </w:p>
         </w:tc>
       </w:tr>
@@ -3939,7 +3712,7 @@
   <w:abstractNum w:abstractNumId="0" w15:restartNumberingAfterBreak="0">
     <w:nsid w:val="FFFFFF89"/>
     <w:multiLevelType w:val="singleLevel"/>
-    <w:tmpl w:val="2EDC04EA"/>
+    <w:tmpl w:val="918C30D2"/>
     <w:lvl w:ilvl="0">
       <w:start w:val="1"/>
       <w:numFmt w:val="bullet"/>
@@ -32015,7 +31788,7 @@
 </file>
 
 <file path=customXml/itemProps5.xml><?xml version="1.0" encoding="utf-8"?>
-<ds:datastoreItem xmlns:ds="http://schemas.openxmlformats.org/officeDocument/2006/customXml" ds:itemID="{0328DFC0-B299-4658-9C58-C74CF32C965B}">
+<ds:datastoreItem xmlns:ds="http://schemas.openxmlformats.org/officeDocument/2006/customXml" ds:itemID="{55927536-414E-4314-AA04-7A343A72C6B9}">
   <ds:schemaRefs>
     <ds:schemaRef ds:uri="http://schemas.openxmlformats.org/officeDocument/2006/bibliography"/>
   </ds:schemaRefs>
